--- a/Guidelines for Writing Prospectus Sections.docx
+++ b/Guidelines for Writing Prospectus Sections.docx
@@ -4554,7 +4554,7 @@
           <w:szCs w:val="22"/>
           <w14:ligatures w14:val="none"/>
         </w:rPr>
-        <w:t>For example, in a Hong Kong offering, it would mention that the shares will be listed on HKEX and that they will be admitted into CCASS (the Central Clearing and Settlement System) – indicating clearing and settlement arrangements.</w:t>
+        <w:t>For example, in a Hong Kong offering, it would mention that the shares will be listed on Exchange and that they will be admitted into CCASS (the Central Clearing and Settlement System) – indicating clearing and settlement arrangements.</w:t>
       </w:r>
     </w:p>
     <w:p>
